--- a/Rally_Scoring_Install_Guide.docx
+++ b/Rally_Scoring_Install_Guide.docx
@@ -2568,7 +2568,7 @@
                 <w:sz w:val="32"/>
                 <w:szCs w:val="32"/>
               </w:rPr>
-              <w:t xml:space="preserve">2</w:t>
+              <w:t xml:space="preserve">2a</w:t>
             </w:r>
           </w:p>
         </w:tc>
@@ -2828,7 +2828,7 @@
                 <w:sz w:val="32"/>
                 <w:szCs w:val="32"/>
               </w:rPr>
-              <w:t xml:space="preserve">3</w:t>
+              <w:t xml:space="preserve">2b</w:t>
             </w:r>
           </w:p>
         </w:tc>
@@ -3122,7 +3122,7 @@
                 <w:sz w:val="32"/>
                 <w:szCs w:val="32"/>
               </w:rPr>
-              <w:t xml:space="preserve">4</w:t>
+              <w:t xml:space="preserve">2c</w:t>
             </w:r>
           </w:p>
         </w:tc>
@@ -3412,7 +3412,7 @@
                 <w:sz w:val="32"/>
                 <w:szCs w:val="32"/>
               </w:rPr>
-              <w:t xml:space="preserve">5</w:t>
+              <w:t xml:space="preserve">3</w:t>
             </w:r>
           </w:p>
         </w:tc>
@@ -3771,7 +3771,7 @@
                 <w:sz w:val="32"/>
                 <w:szCs w:val="32"/>
               </w:rPr>
-              <w:t xml:space="preserve">6</w:t>
+              <w:t xml:space="preserve">4</w:t>
             </w:r>
           </w:p>
         </w:tc>
@@ -3950,7 +3950,7 @@
           <w:sz w:val="26"/>
           <w:szCs w:val="26"/>
         </w:rPr>
-        <w:t xml:space="preserve">Step 5 — Set Up a Gmail Filter (Recommended)</w:t>
+        <w:t xml:space="preserve">Step 5 — Set Up Gmail Filters (Recommended)</w:t>
       </w:r>
     </w:p>
     <w:p>
@@ -3964,7 +3964,7 @@
           <w:sz w:val="22"/>
           <w:szCs w:val="22"/>
         </w:rPr>
-        <w:t xml:space="preserve">A filter automatically tags incoming submissions as unprocessed so nothing gets missed:</w:t>
+        <w:t xml:space="preserve">Create two filters so incoming submissions are automatically labelled the moment they arrive — no manual work needed.</w:t>
       </w:r>
     </w:p>
     <w:p>
@@ -4024,7 +4024,7 @@
                 <w:sz w:val="32"/>
                 <w:szCs w:val="32"/>
               </w:rPr>
-              <w:t xml:space="preserve">7</w:t>
+              <w:t xml:space="preserve">5a</w:t>
             </w:r>
           </w:p>
         </w:tc>
@@ -4058,7 +4058,7 @@
                 <w:sz w:val="22"/>
                 <w:szCs w:val="22"/>
               </w:rPr>
-              <w:t xml:space="preserve">Create a Gmail filter</w:t>
+              <w:t xml:space="preserve">Filter 1: Apply the rally parent label</w:t>
             </w:r>
           </w:p>
           <w:p>
@@ -4077,7 +4077,7 @@
                 <w:sz w:val="22"/>
                 <w:szCs w:val="22"/>
               </w:rPr>
-              <w:t xml:space="preserve">In Gmail, click the search bar then the filter icon on the right</w:t>
+              <w:t xml:space="preserve">In Gmail, click the search bar then click the filter icon on the right side of the search bar</w:t>
             </w:r>
           </w:p>
           <w:p>
@@ -4097,6 +4097,250 @@
                 <w:szCs w:val="22"/>
               </w:rPr>
               <w:t xml:space="preserve">In the To field, enter your scoring email address</w:t>
+            </w:r>
+          </w:p>
+          <w:p>
+            <w:pPr>
+              <w:pStyle w:val="ListParagraph"/>
+              <w:numPr>
+                <w:ilvl w:val="0"/>
+                <w:numId w:val="3"/>
+              </w:numPr>
+              <w:spacing w:after="60" w:before="60"/>
+            </w:pPr>
+            <w:r>
+              <w:rPr>
+                <w:rFonts w:ascii="Arial" w:cs="Arial" w:eastAsia="Arial" w:hAnsi="Arial"/>
+                <w:color w:val="1A1A1A"/>
+                <w:sz w:val="22"/>
+                <w:szCs w:val="22"/>
+              </w:rPr>
+              <w:t xml:space="preserve">Click Create filter</w:t>
+            </w:r>
+          </w:p>
+          <w:p>
+            <w:pPr>
+              <w:pStyle w:val="ListParagraph"/>
+              <w:numPr>
+                <w:ilvl w:val="0"/>
+                <w:numId w:val="3"/>
+              </w:numPr>
+              <w:spacing w:after="60" w:before="60"/>
+            </w:pPr>
+            <w:r>
+              <w:rPr>
+                <w:rFonts w:ascii="Arial" w:cs="Arial" w:eastAsia="Arial" w:hAnsi="Arial"/>
+                <w:b w:val="false"/>
+                <w:bCs w:val="false"/>
+                <w:i w:val="false"/>
+                <w:iCs w:val="false"/>
+                <w:color w:val="1A1A1A"/>
+                <w:sz w:val="22"/>
+                <w:szCs w:val="22"/>
+              </w:rPr>
+              <w:t xml:space="preserve">Check </w:t>
+            </w:r>
+            <w:r>
+              <w:rPr>
+                <w:rFonts w:ascii="Arial" w:cs="Arial" w:eastAsia="Arial" w:hAnsi="Arial"/>
+                <w:b/>
+                <w:bCs/>
+                <w:i w:val="false"/>
+                <w:iCs w:val="false"/>
+                <w:color w:val="1A1A1A"/>
+                <w:sz w:val="22"/>
+                <w:szCs w:val="22"/>
+              </w:rPr>
+              <w:t xml:space="preserve">Apply the label</w:t>
+            </w:r>
+            <w:r>
+              <w:rPr>
+                <w:rFonts w:ascii="Arial" w:cs="Arial" w:eastAsia="Arial" w:hAnsi="Arial"/>
+                <w:b w:val="false"/>
+                <w:bCs w:val="false"/>
+                <w:i w:val="false"/>
+                <w:iCs w:val="false"/>
+                <w:color w:val="1A1A1A"/>
+                <w:sz w:val="22"/>
+                <w:szCs w:val="22"/>
+              </w:rPr>
+              <w:t xml:space="preserve"> and choose </w:t>
+            </w:r>
+            <w:r>
+              <w:rPr>
+                <w:rFonts w:ascii="Courier New" w:cs="Courier New" w:eastAsia="Courier New" w:hAnsi="Courier New"/>
+                <w:color w:val="1A56AA"/>
+                <w:sz w:val="20"/>
+                <w:szCs w:val="20"/>
+              </w:rPr>
+              <w:t xml:space="preserve">rally</w:t>
+            </w:r>
+            <w:r>
+              <w:rPr>
+                <w:rFonts w:ascii="Arial" w:cs="Arial" w:eastAsia="Arial" w:hAnsi="Arial"/>
+                <w:b w:val="false"/>
+                <w:bCs w:val="false"/>
+                <w:i w:val="false"/>
+                <w:iCs w:val="false"/>
+                <w:color w:val="1A1A1A"/>
+                <w:sz w:val="22"/>
+                <w:szCs w:val="22"/>
+              </w:rPr>
+              <w:t xml:space="preserve"> (the bare parent label)</w:t>
+            </w:r>
+          </w:p>
+          <w:p>
+            <w:pPr>
+              <w:pStyle w:val="ListParagraph"/>
+              <w:numPr>
+                <w:ilvl w:val="0"/>
+                <w:numId w:val="3"/>
+              </w:numPr>
+              <w:spacing w:after="60" w:before="60"/>
+            </w:pPr>
+            <w:r>
+              <w:rPr>
+                <w:rFonts w:ascii="Arial" w:cs="Arial" w:eastAsia="Arial" w:hAnsi="Arial"/>
+                <w:color w:val="1A1A1A"/>
+                <w:sz w:val="22"/>
+                <w:szCs w:val="22"/>
+              </w:rPr>
+              <w:t xml:space="preserve">Click Create filter</w:t>
+            </w:r>
+          </w:p>
+        </w:tc>
+      </w:tr>
+    </w:tbl>
+    <w:p>
+      <w:pPr>
+        <w:spacing w:after="120" w:before="0"/>
+      </w:pPr>
+      <w:r>
+        <w:t xml:space="preserve"/>
+      </w:r>
+    </w:p>
+    <w:tbl>
+      <w:tblPr>
+        <w:tblW w:type="dxa" w:w="9360"/>
+        <w:tblBorders>
+          <w:top w:val="single" w:color="auto" w:sz="4"/>
+          <w:left w:val="single" w:color="auto" w:sz="4"/>
+          <w:bottom w:val="single" w:color="auto" w:sz="4"/>
+          <w:right w:val="single" w:color="auto" w:sz="4"/>
+          <w:insideH w:val="single" w:color="auto" w:sz="4"/>
+          <w:insideV w:val="single" w:color="auto" w:sz="4"/>
+        </w:tblBorders>
+      </w:tblPr>
+      <w:tblGrid>
+        <w:gridCol w:w="700"/>
+        <w:gridCol w:w="8660"/>
+      </w:tblGrid>
+      <w:tr>
+        <w:tc>
+          <w:tcPr>
+            <w:tcW w:type="dxa" w:w="700"/>
+            <w:tcBorders>
+              <w:top w:val="none" w:color="FFFFFF" w:sz="0"/>
+              <w:left w:val="none" w:color="FFFFFF" w:sz="0"/>
+              <w:bottom w:val="none" w:color="FFFFFF" w:sz="0"/>
+              <w:right w:val="none" w:color="FFFFFF" w:sz="0"/>
+            </w:tcBorders>
+            <w:shd w:fill="1A56AA" w:val="clear"/>
+            <w:tcMar>
+              <w:top w:type="dxa" w:w="120"/>
+              <w:left w:type="dxa" w:w="120"/>
+              <w:bottom w:type="dxa" w:w="120"/>
+              <w:right w:type="dxa" w:w="120"/>
+            </w:tcMar>
+            <w:vAlign w:val="center"/>
+          </w:tcPr>
+          <w:p>
+            <w:pPr>
+              <w:spacing w:after="0" w:before="0"/>
+              <w:jc w:val="center"/>
+            </w:pPr>
+            <w:r>
+              <w:rPr>
+                <w:rFonts w:ascii="Arial" w:cs="Arial" w:eastAsia="Arial" w:hAnsi="Arial"/>
+                <w:b/>
+                <w:bCs/>
+                <w:color w:val="FFFFFF"/>
+                <w:sz w:val="32"/>
+                <w:szCs w:val="32"/>
+              </w:rPr>
+              <w:t xml:space="preserve">5b</w:t>
+            </w:r>
+          </w:p>
+        </w:tc>
+        <w:tc>
+          <w:tcPr>
+            <w:tcW w:type="dxa" w:w="8660"/>
+            <w:tcBorders>
+              <w:top w:val="single" w:color="CCCCCC" w:sz="1"/>
+              <w:left w:val="none" w:color="FFFFFF" w:sz="0"/>
+              <w:bottom w:val="single" w:color="CCCCCC" w:sz="1"/>
+              <w:right w:val="single" w:color="CCCCCC" w:sz="1"/>
+            </w:tcBorders>
+            <w:shd w:fill="E8F0FB" w:val="clear"/>
+            <w:tcMar>
+              <w:top w:type="dxa" w:w="120"/>
+              <w:left w:type="dxa" w:w="160"/>
+              <w:bottom w:type="dxa" w:w="120"/>
+              <w:right w:type="dxa" w:w="160"/>
+            </w:tcMar>
+          </w:tcPr>
+          <w:p>
+            <w:pPr>
+              <w:spacing w:after="60" w:before="0"/>
+            </w:pPr>
+            <w:r>
+              <w:rPr>
+                <w:rFonts w:ascii="Arial" w:cs="Arial" w:eastAsia="Arial" w:hAnsi="Arial"/>
+                <w:b/>
+                <w:bCs/>
+                <w:color w:val="1A1A1A"/>
+                <w:sz w:val="22"/>
+                <w:szCs w:val="22"/>
+              </w:rPr>
+              <w:t xml:space="preserve">Filter 2: Apply the rally/unprocessed label</w:t>
+            </w:r>
+          </w:p>
+          <w:p>
+            <w:pPr>
+              <w:pStyle w:val="ListParagraph"/>
+              <w:numPr>
+                <w:ilvl w:val="0"/>
+                <w:numId w:val="3"/>
+              </w:numPr>
+              <w:spacing w:after="60" w:before="60"/>
+            </w:pPr>
+            <w:r>
+              <w:rPr>
+                <w:rFonts w:ascii="Arial" w:cs="Arial" w:eastAsia="Arial" w:hAnsi="Arial"/>
+                <w:color w:val="1A1A1A"/>
+                <w:sz w:val="22"/>
+                <w:szCs w:val="22"/>
+              </w:rPr>
+              <w:t xml:space="preserve">In Gmail, click the search bar then click the filter icon again</w:t>
+            </w:r>
+          </w:p>
+          <w:p>
+            <w:pPr>
+              <w:pStyle w:val="ListParagraph"/>
+              <w:numPr>
+                <w:ilvl w:val="0"/>
+                <w:numId w:val="3"/>
+              </w:numPr>
+              <w:spacing w:after="60" w:before="60"/>
+            </w:pPr>
+            <w:r>
+              <w:rPr>
+                <w:rFonts w:ascii="Arial" w:cs="Arial" w:eastAsia="Arial" w:hAnsi="Arial"/>
+                <w:color w:val="1A1A1A"/>
+                <w:sz w:val="22"/>
+                <w:szCs w:val="22"/>
+              </w:rPr>
+              <w:t xml:space="preserve">In the To field, enter your scoring email address again (same address)</w:t>
             </w:r>
           </w:p>
           <w:p>
@@ -4252,16 +4496,16 @@
                 <w:sz w:val="20"/>
                 <w:szCs w:val="20"/>
               </w:rPr>
-              <w:t xml:space="preserve">Why this matters:  </w:t>
-            </w:r>
-            <w:r>
-              <w:rPr>
-                <w:rFonts w:ascii="Arial" w:cs="Arial" w:eastAsia="Arial" w:hAnsi="Arial"/>
-                <w:color w:val="1A1A1A"/>
-                <w:sz w:val="20"/>
-                <w:szCs w:val="20"/>
-              </w:rPr>
-              <w:t xml:space="preserve">Without the filter you would need to manually apply rally/unprocessed to each incoming submission. The filter does it automatically the moment an email arrives.</w:t>
+              <w:t xml:space="preserve">Why two filters?  </w:t>
+            </w:r>
+            <w:r>
+              <w:rPr>
+                <w:rFonts w:ascii="Arial" w:cs="Arial" w:eastAsia="Arial" w:hAnsi="Arial"/>
+                <w:color w:val="1A1A1A"/>
+                <w:sz w:val="20"/>
+                <w:szCs w:val="20"/>
+              </w:rPr>
+              <w:t xml:space="preserve">Gmail requires a separate filter for each label. The first adds the bare rally parent label so the email appears under rally in the sidebar. The second adds rally/unprocessed so the script picks it up on its next run. Both filters trigger on the same incoming emails.</w:t>
             </w:r>
           </w:p>
         </w:tc>
@@ -5353,7 +5597,7 @@
                 <w:sz w:val="32"/>
                 <w:szCs w:val="32"/>
               </w:rPr>
-              <w:t xml:space="preserve">8</w:t>
+              <w:t xml:space="preserve">1</w:t>
             </w:r>
           </w:p>
         </w:tc>
@@ -5407,7 +5651,7 @@
               </w:rPr>
               <w:t xml:space="preserve">Go to </w:t>
             </w:r>
-            <w:hyperlink w:history="1" r:id="rId9iulma8pczjqnofx4simw">
+            <w:hyperlink w:history="1" r:id="rIdeewtm8s9e3mrb6-tvxabj">
               <w:r>
                 <w:rPr>
                   <w:rFonts w:ascii="Arial" w:cs="Arial" w:eastAsia="Arial" w:hAnsi="Arial"/>
@@ -5604,7 +5848,7 @@
                 <w:sz w:val="32"/>
                 <w:szCs w:val="32"/>
               </w:rPr>
-              <w:t xml:space="preserve">9</w:t>
+              <w:t xml:space="preserve">2</w:t>
             </w:r>
           </w:p>
         </w:tc>
@@ -5864,7 +6108,7 @@
                 <w:sz w:val="32"/>
                 <w:szCs w:val="32"/>
               </w:rPr>
-              <w:t xml:space="preserve">10</w:t>
+              <w:t xml:space="preserve">3</w:t>
             </w:r>
           </w:p>
         </w:tc>

--- a/Rally_Scoring_Install_Guide.docx
+++ b/Rally_Scoring_Install_Guide.docx
@@ -1914,6 +1914,69 @@
       </w:r>
       <w:r>
         <w:t xml:space="preserve">as your roster and bonus list grow: a new rider gets a new column (backfilled for every existing bonus row), a new bonus gets a new row (backfilled for every existing rider column). Existing cells are never rewritten.</w:t>
+      </w:r>
+    </w:p>
+    <w:p>
+      <w:pPr>
+        <w:pStyle w:val="BodyText"/>
+      </w:pPr>
+      <w:r>
+        <w:rPr>
+          <w:b/>
+          <w:bCs/>
+        </w:rPr>
+        <w:t xml:space="preserve">Formatting is reapplied over the whole sheet every run</w:t>
+      </w:r>
+      <w:r>
+        <w:t xml:space="preserve"> </w:t>
+      </w:r>
+      <w:r>
+        <w:t xml:space="preserve">(not just newly-added rows/columns): every cell is center-aligned, the whole sheet gets alternating row colors ("banding"), and the data grid (row 5+, column C+) gets a conditional format rule that turns a cell green when it contains</w:t>
+      </w:r>
+      <w:r>
+        <w:t xml:space="preserve"> </w:t>
+      </w:r>
+      <w:r>
+        <w:rPr>
+          <w:rStyle w:val="VerbatimChar"/>
+        </w:rPr>
+        <w:t xml:space="preserve">X</w:t>
+      </w:r>
+      <w:r>
+        <w:t xml:space="preserve"> </w:t>
+      </w:r>
+      <w:r>
+        <w:t xml:space="preserve">— i.e. whenever that rider is approved for that bonus. Growing the sheet on a later run redraws all three over the new, larger extent rather than leaving old rows/columns formatted differently from new ones.</w:t>
+      </w:r>
+    </w:p>
+    <w:p>
+      <w:pPr>
+        <w:pStyle w:val="BodyText"/>
+      </w:pPr>
+      <w:r>
+        <w:rPr>
+          <w:b/>
+          <w:bCs/>
+        </w:rPr>
+        <w:t xml:space="preserve">The sheet is protected with "Edit with warning"</w:t>
+      </w:r>
+      <w:r>
+        <w:t xml:space="preserve"> </w:t>
+      </w:r>
+      <w:r>
+        <w:t xml:space="preserve">the first time it's created — anyone can still edit any cell, but gets a confirmation dialog first, since the whole sheet is regenerated by</w:t>
+      </w:r>
+      <w:r>
+        <w:t xml:space="preserve"> </w:t>
+      </w:r>
+      <w:r>
+        <w:rPr>
+          <w:rStyle w:val="VerbatimChar"/>
+        </w:rPr>
+        <w:t xml:space="preserve">setup()</w:t>
+      </w:r>
+      <w:r>
+        <w:t xml:space="preserve">. This only happens once, at creation; a Master Scoring sheet that already existed before this was added doesn't get protection retroactively.</w:t>
       </w:r>
     </w:p>
     <w:bookmarkEnd w:id="17"/>
@@ -4035,7 +4098,7 @@
         <w:rPr>
           <w:rStyle w:val="VerbatimChar"/>
         </w:rPr>
-        <w:t xml:space="preserve">&lt;RiderNumber&gt; &lt;4-letter BonusCode&gt;</w:t>
+        <w:t xml:space="preserve">&lt;RiderNumber&gt; &lt;BonusCode&gt;</w:t>
       </w:r>
     </w:p>
     <w:p>
@@ -4073,6 +4136,15 @@
           <w:rStyle w:val="VerbatimChar"/>
         </w:rPr>
         <w:t xml:space="preserve">101 abcd</w:t>
+      </w:r>
+      <w:r>
+        <w:br/>
+      </w:r>
+      <w:r>
+        <w:rPr>
+          <w:rStyle w:val="VerbatimChar"/>
+        </w:rPr>
+        <w:t xml:space="preserve">15 ABC1</w:t>
       </w:r>
     </w:p>
     <w:p>
@@ -4096,7 +4168,31 @@
         </w:numPr>
       </w:pPr>
       <w:r>
-        <w:t xml:space="preserve">Bonus code is exactly 4 alphabetic characters (letters only, no numbers) - case-insensitive</w:t>
+        <w:t xml:space="preserve">Bonus code is either exactly 4 alphabetic characters (e.g.</w:t>
+      </w:r>
+      <w:r>
+        <w:t xml:space="preserve"> </w:t>
+      </w:r>
+      <w:r>
+        <w:rPr>
+          <w:rStyle w:val="VerbatimChar"/>
+        </w:rPr>
+        <w:t xml:space="preserve">ABCD</w:t>
+      </w:r>
+      <w:r>
+        <w:t xml:space="preserve">), or exactly 3 alphabetic characters followed by exactly 1 digit (e.g.</w:t>
+      </w:r>
+      <w:r>
+        <w:t xml:space="preserve"> </w:t>
+      </w:r>
+      <w:r>
+        <w:rPr>
+          <w:rStyle w:val="VerbatimChar"/>
+        </w:rPr>
+        <w:t xml:space="preserve">ABC1</w:t>
+      </w:r>
+      <w:r>
+        <w:t xml:space="preserve">) - case-insensitive. No other combination is valid (not 4 letters + a digit, not 3 letters + 2 digits)</w:t>
       </w:r>
     </w:p>
     <w:p>
@@ -4198,13 +4294,27 @@
         <w:rPr>
           <w:rStyle w:val="VerbatimChar"/>
         </w:rPr>
-        <w:t xml:space="preserve">&lt;Rider#&gt; &lt;4-letter code&gt;</w:t>
-      </w:r>
-      <w:r>
-        <w:t xml:space="preserve"> </w:t>
-      </w:r>
-      <w:r>
-        <w:t xml:space="preserve">subject format,</w:t>
+        <w:t xml:space="preserve">&lt;Rider#&gt; &lt;code&gt;</w:t>
+      </w:r>
+      <w:r>
+        <w:t xml:space="preserve"> </w:t>
+      </w:r>
+      <w:r>
+        <w:t xml:space="preserve">subject format (see</w:t>
+      </w:r>
+      <w:r>
+        <w:t xml:space="preserve"> </w:t>
+      </w:r>
+      <w:hyperlink w:anchor="submission-format">
+        <w:r>
+          <w:rPr>
+            <w:rStyle w:val="Hyperlink"/>
+          </w:rPr>
+          <w:t xml:space="preserve">Submission format</w:t>
+        </w:r>
+      </w:hyperlink>
+      <w:r>
+        <w:t xml:space="preserve">),</w:t>
       </w:r>
       <w:r>
         <w:t xml:space="preserve"> </w:t>
@@ -5997,18 +6107,6 @@
         <w:t xml:space="preserve">Bonus Master</w:t>
       </w:r>
       <w:r>
-        <w:t xml:space="preserve">,</w:t>
-      </w:r>
-      <w:r>
-        <w:t xml:space="preserve"> </w:t>
-      </w:r>
-      <w:r>
-        <w:rPr>
-          <w:rStyle w:val="VerbatimChar"/>
-        </w:rPr>
-        <w:t xml:space="preserve">Master Scoring</w:t>
-      </w:r>
-      <w:r>
         <w:t xml:space="preserve">) —</w:t>
       </w:r>
       <w:r>
@@ -6037,13 +6135,41 @@
         <w:t xml:space="preserve">Leader Board</w:t>
       </w:r>
       <w:r>
-        <w:t xml:space="preserve">. Leader Board is deleted right along</w:t>
-      </w:r>
-      <w:r>
-        <w:t xml:space="preserve"> </w:t>
-      </w:r>
-      <w:r>
-        <w:t xml:space="preserve">with the rider sheets, not kept: it's regenerated from scratch the next time</w:t>
+        <w:t xml:space="preserve">,</w:t>
+      </w:r>
+      <w:r>
+        <w:t xml:space="preserve"> </w:t>
+      </w:r>
+      <w:r>
+        <w:rPr>
+          <w:b/>
+          <w:bCs/>
+        </w:rPr>
+        <w:t xml:space="preserve">and</w:t>
+      </w:r>
+      <w:r>
+        <w:t xml:space="preserve"> </w:t>
+      </w:r>
+      <w:r>
+        <w:rPr>
+          <w:rStyle w:val="VerbatimChar"/>
+        </w:rPr>
+        <w:t xml:space="preserve">Master Scoring</w:t>
+      </w:r>
+      <w:r>
+        <w:t xml:space="preserve">. All three</w:t>
+      </w:r>
+      <w:r>
+        <w:t xml:space="preserve"> </w:t>
+      </w:r>
+      <w:r>
+        <w:t xml:space="preserve">are deleted right along with the rider sheets, not kept: they're all regenerated</w:t>
+      </w:r>
+      <w:r>
+        <w:t xml:space="preserve"> </w:t>
+      </w:r>
+      <w:r>
+        <w:t xml:space="preserve">from scratch the next time</w:t>
       </w:r>
       <w:r>
         <w:t xml:space="preserve"> </w:t>
@@ -6058,13 +6184,19 @@
         <w:t xml:space="preserve"> </w:t>
       </w:r>
       <w:r>
-        <w:t xml:space="preserve">runs, exactly like a missing rider sheet is. Useful between test runs to</w:t>
-      </w:r>
-      <w:r>
-        <w:t xml:space="preserve"> </w:t>
-      </w:r>
-      <w:r>
-        <w:t xml:space="preserve">reset scoring data without touching your roster/bonus setup.</w:t>
+        <w:t xml:space="preserve">runs, exactly like a missing rider sheet is.</w:t>
+      </w:r>
+      <w:r>
+        <w:t xml:space="preserve"> </w:t>
+      </w:r>
+      <w:r>
+        <w:t xml:space="preserve">Useful between test runs to reset scoring data without touching your roster/bonus</w:t>
+      </w:r>
+      <w:r>
+        <w:t xml:space="preserve"> </w:t>
+      </w:r>
+      <w:r>
+        <w:t xml:space="preserve">setup.</w:t>
       </w:r>
     </w:p>
     <w:p>
@@ -6410,7 +6542,7 @@
               <w:pStyle w:val="Compact"/>
             </w:pPr>
             <w:r>
-              <w:t xml:space="preserve">Subject must be a number followed by exactly 4 letters (any case, any amount of spacing) - no digits in the bonus code</w:t>
+              <w:t xml:space="preserve">Subject must be a number followed by a bonus code - 4 letters, or 3 letters + 1 digit (any case, any amount of spacing)</w:t>
             </w:r>
           </w:p>
         </w:tc>

--- a/Rally_Scoring_Install_Guide.docx
+++ b/Rally_Scoring_Install_Guide.docx
@@ -2,7 +2,7 @@
 <file path=word/document.xml><?xml version="1.0" encoding="utf-8"?>
 <w:document xmlns:w="http://schemas.openxmlformats.org/wordprocessingml/2006/main" xmlns:m="http://schemas.openxmlformats.org/officeDocument/2006/math" xmlns:r="http://schemas.openxmlformats.org/officeDocument/2006/relationships" xmlns:o="urn:schemas-microsoft-com:office:office" xmlns:v="urn:schemas-microsoft-com:vml" xmlns:w10="urn:schemas-microsoft-com:office:word" xmlns:a="http://schemas.openxmlformats.org/drawingml/2006/main" xmlns:pic="http://schemas.openxmlformats.org/drawingml/2006/picture" xmlns:wp="http://schemas.openxmlformats.org/drawingml/2006/wordprocessingDrawing">
   <w:body>
-    <w:bookmarkStart w:id="47" w:name="snafu-rally-scoring"/>
+    <w:bookmarkStart w:id="48" w:name="snafu-rally-scoring"/>
     <w:p>
       <w:pPr>
         <w:pStyle w:val="Heading1"/>
@@ -760,7 +760,7 @@
       </w:r>
     </w:p>
     <w:bookmarkEnd w:id="11"/>
-    <w:bookmarkStart w:id="20" w:name="spreadsheet-structure"/>
+    <w:bookmarkStart w:id="21" w:name="spreadsheet-structure"/>
     <w:p>
       <w:pPr>
         <w:pStyle w:val="Heading2"/>
@@ -1259,7 +1259,7 @@
           <w:b/>
           <w:bCs/>
         </w:rPr>
-        <w:t xml:space="preserve">Combination bonuses go here too</w:t>
+        <w:t xml:space="preserve">Combination bonuses go here too, exactly like any other bonus</w:t>
       </w:r>
       <w:r>
         <w:t xml:space="preserve"> </w:t>
@@ -1282,11 +1282,330 @@
         <w:t xml:space="preserve"> </w:t>
       </w:r>
       <w:r>
-        <w:t xml:space="preserve">below.</w:t>
+        <w:t xml:space="preserve">below, and</w:t>
+      </w:r>
+      <w:r>
+        <w:t xml:space="preserve"> </w:t>
+      </w:r>
+      <w:hyperlink w:anchor="combo-master">
+        <w:r>
+          <w:rPr>
+            <w:rStyle w:val="Hyperlink"/>
+          </w:rPr>
+          <w:t xml:space="preserve">Combo Master</w:t>
+        </w:r>
+      </w:hyperlink>
+      <w:r>
+        <w:t xml:space="preserve"> </w:t>
+      </w:r>
+      <w:r>
+        <w:t xml:space="preserve">if you want them auto-approved in Master Scoring once their component bonuses are done.</w:t>
       </w:r>
     </w:p>
     <w:bookmarkEnd w:id="16"/>
-    <w:bookmarkStart w:id="17" w:name="master-scoring"/>
+    <w:bookmarkStart w:id="17" w:name="combo-master"/>
+    <w:p>
+      <w:pPr>
+        <w:pStyle w:val="Heading3"/>
+      </w:pPr>
+      <w:r>
+        <w:t xml:space="preserve">Combo Master</w:t>
+      </w:r>
+    </w:p>
+    <w:p>
+      <w:pPr>
+        <w:pStyle w:val="FirstParagraph"/>
+      </w:pPr>
+      <w:r>
+        <w:t xml:space="preserve">An</w:t>
+      </w:r>
+      <w:r>
+        <w:t xml:space="preserve"> </w:t>
+      </w:r>
+      <w:r>
+        <w:rPr>
+          <w:b/>
+          <w:bCs/>
+        </w:rPr>
+        <w:t xml:space="preserve">optional</w:t>
+      </w:r>
+      <w:r>
+        <w:t xml:space="preserve"> </w:t>
+      </w:r>
+      <w:r>
+        <w:t xml:space="preserve">tab named</w:t>
+      </w:r>
+      <w:r>
+        <w:t xml:space="preserve"> </w:t>
+      </w:r>
+      <w:r>
+        <w:rPr>
+          <w:rStyle w:val="VerbatimChar"/>
+          <w:b/>
+          <w:bCs/>
+        </w:rPr>
+        <w:t xml:space="preserve">Combo Master</w:t>
+      </w:r>
+      <w:r>
+        <w:t xml:space="preserve"> </w:t>
+      </w:r>
+      <w:r>
+        <w:t xml:space="preserve">(configurable via</w:t>
+      </w:r>
+      <w:r>
+        <w:t xml:space="preserve"> </w:t>
+      </w:r>
+      <w:r>
+        <w:rPr>
+          <w:rStyle w:val="VerbatimChar"/>
+        </w:rPr>
+        <w:t xml:space="preserve">sheet_combo_master</w:t>
+      </w:r>
+      <w:r>
+        <w:t xml:space="preserve">) — only needed if you want</w:t>
+      </w:r>
+      <w:r>
+        <w:t xml:space="preserve"> </w:t>
+      </w:r>
+      <w:hyperlink w:anchor="master-scoring">
+        <w:r>
+          <w:rPr>
+            <w:rStyle w:val="Hyperlink"/>
+          </w:rPr>
+          <w:t xml:space="preserve">Master Scoring</w:t>
+        </w:r>
+      </w:hyperlink>
+      <w:r>
+        <w:t xml:space="preserve"> </w:t>
+      </w:r>
+      <w:r>
+        <w:t xml:space="preserve">to auto-approve a combination bonus once its component bonuses are approved. Never created or read by anything except</w:t>
+      </w:r>
+      <w:r>
+        <w:t xml:space="preserve"> </w:t>
+      </w:r>
+      <w:r>
+        <w:rPr>
+          <w:rStyle w:val="VerbatimChar"/>
+        </w:rPr>
+        <w:t xml:space="preserve">createMasterScoring_</w:t>
+      </w:r>
+      <w:r>
+        <w:t xml:space="preserve">; leave it out entirely if you don't use combos. Two columns,</w:t>
+      </w:r>
+      <w:r>
+        <w:t xml:space="preserve"> </w:t>
+      </w:r>
+      <w:r>
+        <w:rPr>
+          <w:b/>
+          <w:bCs/>
+        </w:rPr>
+        <w:t xml:space="preserve">one row per (combo code, member bonus code) pair</w:t>
+      </w:r>
+      <w:r>
+        <w:t xml:space="preserve"> </w:t>
+      </w:r>
+      <w:r>
+        <w:t xml:space="preserve">— a combo with 5 members is just 5 rows sharing the same combo code, no fixed limit either way:</w:t>
+      </w:r>
+    </w:p>
+    <w:tbl>
+      <w:tblPr>
+        <w:tblStyle w:val="Table"/>
+        <w:tblW w:type="auto" w:w="0"/>
+        <w:tblLook w:firstRow="1" w:lastRow="0" w:firstColumn="0" w:lastColumn="0" w:noHBand="0" w:noVBand="0" w:val="0020"/>
+      </w:tblPr>
+      <w:tblGrid>
+        <w:gridCol w:w="3960"/>
+        <w:gridCol w:w="3960"/>
+      </w:tblGrid>
+      <w:tr>
+        <w:trPr>
+          <w:tblHeader w:val="on"/>
+        </w:trPr>
+        <w:tc>
+          <w:tcPr/>
+          <w:p>
+            <w:pPr>
+              <w:pStyle w:val="Compact"/>
+            </w:pPr>
+            <w:r>
+              <w:t xml:space="preserve">Combo ID</w:t>
+            </w:r>
+          </w:p>
+        </w:tc>
+        <w:tc>
+          <w:tcPr/>
+          <w:p>
+            <w:pPr>
+              <w:pStyle w:val="Compact"/>
+            </w:pPr>
+            <w:r>
+              <w:t xml:space="preserve">Member Bonus ID</w:t>
+            </w:r>
+          </w:p>
+        </w:tc>
+      </w:tr>
+      <w:tr>
+        <w:tc>
+          <w:tcPr/>
+          <w:p>
+            <w:pPr>
+              <w:pStyle w:val="Compact"/>
+            </w:pPr>
+            <w:r>
+              <w:t xml:space="preserve">ARSN</w:t>
+            </w:r>
+          </w:p>
+        </w:tc>
+        <w:tc>
+          <w:tcPr/>
+          <w:p>
+            <w:pPr>
+              <w:pStyle w:val="Compact"/>
+            </w:pPr>
+            <w:r>
+              <w:t xml:space="preserve">ABCD</w:t>
+            </w:r>
+          </w:p>
+        </w:tc>
+      </w:tr>
+      <w:tr>
+        <w:tc>
+          <w:tcPr/>
+          <w:p>
+            <w:pPr>
+              <w:pStyle w:val="Compact"/>
+            </w:pPr>
+            <w:r>
+              <w:t xml:space="preserve">ARSN</w:t>
+            </w:r>
+          </w:p>
+        </w:tc>
+        <w:tc>
+          <w:tcPr/>
+          <w:p>
+            <w:pPr>
+              <w:pStyle w:val="Compact"/>
+            </w:pPr>
+            <w:r>
+              <w:t xml:space="preserve">WXYZ</w:t>
+            </w:r>
+          </w:p>
+        </w:tc>
+      </w:tr>
+    </w:tbl>
+    <w:p>
+      <w:pPr>
+        <w:pStyle w:val="BodyText"/>
+      </w:pPr>
+      <w:r>
+        <w:t xml:space="preserve">Both the combo code and every member code must</w:t>
+      </w:r>
+      <w:r>
+        <w:t xml:space="preserve"> </w:t>
+      </w:r>
+      <w:r>
+        <w:rPr>
+          <w:b/>
+          <w:bCs/>
+        </w:rPr>
+        <w:t xml:space="preserve">also</w:t>
+      </w:r>
+      <w:r>
+        <w:t xml:space="preserve"> </w:t>
+      </w:r>
+      <w:r>
+        <w:t xml:space="preserve">be an ordinary row in Bonus Master (with its own</w:t>
+      </w:r>
+      <w:r>
+        <w:t xml:space="preserve"> </w:t>
+      </w:r>
+      <w:r>
+        <w:rPr>
+          <w:rStyle w:val="VerbatimChar"/>
+        </w:rPr>
+        <w:t xml:space="preserve">POINTS</w:t>
+      </w:r>
+      <w:r>
+        <w:t xml:space="preserve"> </w:t>
+      </w:r>
+      <w:r>
+        <w:t xml:space="preserve">value) — Combo Master only maps codes to each other, it doesn't replace a Bonus Master entry or give the combo a rider-sheet row of its own. A code Combo Master references that isn't in Bonus Master is logged and that combo is skipped (falls back to behaving like a normal, non-combo bonus row) — never an error.</w:t>
+      </w:r>
+    </w:p>
+    <w:p>
+      <w:pPr>
+        <w:pStyle w:val="BodyText"/>
+      </w:pPr>
+      <w:r>
+        <w:rPr>
+          <w:b/>
+          <w:bCs/>
+        </w:rPr>
+        <w:t xml:space="preserve">Set combos up before the first time you run</w:t>
+      </w:r>
+      <w:r>
+        <w:rPr>
+          <w:b/>
+          <w:bCs/>
+        </w:rPr>
+        <w:t xml:space="preserve"> </w:t>
+      </w:r>
+      <w:r>
+        <w:rPr>
+          <w:rStyle w:val="VerbatimChar"/>
+          <w:b/>
+          <w:bCs/>
+        </w:rPr>
+        <w:t xml:space="preserve">setup()</w:t>
+      </w:r>
+      <w:r>
+        <w:rPr>
+          <w:b/>
+          <w:bCs/>
+        </w:rPr>
+        <w:t xml:space="preserve">.</w:t>
+      </w:r>
+      <w:r>
+        <w:t xml:space="preserve"> </w:t>
+      </w:r>
+      <w:r>
+        <w:t xml:space="preserve">There's no mechanism to retroactively add a row to a rider sheet that already exists (the same limitation that already applies to adding any regular bonus mid-event) — so a combo (and its members) added to Bonus Master/Combo Master after rider sheets already exist won't get a row on those sheets, or a fully-working auto-approval cell in Master Scoring, until you delete and let</w:t>
+      </w:r>
+      <w:r>
+        <w:t xml:space="preserve"> </w:t>
+      </w:r>
+      <w:r>
+        <w:rPr>
+          <w:rStyle w:val="VerbatimChar"/>
+        </w:rPr>
+        <w:t xml:space="preserve">setup()</w:t>
+      </w:r>
+      <w:r>
+        <w:t xml:space="preserve"> </w:t>
+      </w:r>
+      <w:r>
+        <w:t xml:space="preserve">regenerate them (see</w:t>
+      </w:r>
+      <w:r>
+        <w:t xml:space="preserve"> </w:t>
+      </w:r>
+      <w:hyperlink w:anchor="utility-scripts">
+        <w:r>
+          <w:rPr>
+            <w:rStyle w:val="Hyperlink"/>
+          </w:rPr>
+          <w:t xml:space="preserve">Utility scripts</w:t>
+        </w:r>
+      </w:hyperlink>
+      <w:r>
+        <w:t xml:space="preserve">).</w:t>
+      </w:r>
+    </w:p>
+    <w:bookmarkEnd w:id="17"/>
+    <w:bookmarkStart w:id="18" w:name="master-scoring"/>
     <w:p>
       <w:pPr>
         <w:pStyle w:val="Heading3"/>
@@ -1979,8 +2298,112 @@
         <w:t xml:space="preserve">. This only happens once, at creation; a Master Scoring sheet that already existed before this was added doesn't get protection retroactively.</w:t>
       </w:r>
     </w:p>
-    <w:bookmarkEnd w:id="17"/>
-    <w:bookmarkStart w:id="18" w:name="rider-score-sheets"/>
+    <w:p>
+      <w:pPr>
+        <w:pStyle w:val="BodyText"/>
+      </w:pPr>
+      <w:r>
+        <w:rPr>
+          <w:b/>
+          <w:bCs/>
+        </w:rPr>
+        <w:t xml:space="preserve">A combo's own row (if you use</w:t>
+      </w:r>
+      <w:r>
+        <w:rPr>
+          <w:b/>
+          <w:bCs/>
+        </w:rPr>
+        <w:t xml:space="preserve"> </w:t>
+      </w:r>
+      <w:hyperlink w:anchor="combo-master">
+        <w:r>
+          <w:rPr>
+            <w:rStyle w:val="Hyperlink"/>
+            <w:b/>
+            <w:bCs/>
+          </w:rPr>
+          <w:t xml:space="preserve">Combo Master</w:t>
+        </w:r>
+      </w:hyperlink>
+      <w:r>
+        <w:rPr>
+          <w:b/>
+          <w:bCs/>
+        </w:rPr>
+        <w:t xml:space="preserve">) gets a different cell formula</w:t>
+      </w:r>
+      <w:r>
+        <w:t xml:space="preserve"> </w:t>
+      </w:r>
+      <w:r>
+        <w:t xml:space="preserve">than a regular bonus row:</w:t>
+      </w:r>
+      <w:r>
+        <w:t xml:space="preserve"> </w:t>
+      </w:r>
+      <w:r>
+        <w:rPr>
+          <w:rStyle w:val="VerbatimChar"/>
+        </w:rPr>
+        <w:t xml:space="preserve">"X"</w:t>
+      </w:r>
+      <w:r>
+        <w:t xml:space="preserve"> </w:t>
+      </w:r>
+      <w:r>
+        <w:t xml:space="preserve">when</w:t>
+      </w:r>
+      <w:r>
+        <w:t xml:space="preserve"> </w:t>
+      </w:r>
+      <w:r>
+        <w:rPr>
+          <w:i/>
+          <w:iCs/>
+        </w:rPr>
+        <w:t xml:space="preserve">either</w:t>
+      </w:r>
+      <w:r>
+        <w:t xml:space="preserve"> </w:t>
+      </w:r>
+      <w:r>
+        <w:t xml:space="preserve">every one of its member bonuses shows</w:t>
+      </w:r>
+      <w:r>
+        <w:t xml:space="preserve"> </w:t>
+      </w:r>
+      <w:r>
+        <w:rPr>
+          <w:rStyle w:val="VerbatimChar"/>
+        </w:rPr>
+        <w:t xml:space="preserve">"X"</w:t>
+      </w:r>
+      <w:r>
+        <w:t xml:space="preserve"> </w:t>
+      </w:r>
+      <w:r>
+        <w:t xml:space="preserve">for that same rider,</w:t>
+      </w:r>
+      <w:r>
+        <w:t xml:space="preserve"> </w:t>
+      </w:r>
+      <w:r>
+        <w:rPr>
+          <w:i/>
+          <w:iCs/>
+        </w:rPr>
+        <w:t xml:space="preserve">or</w:t>
+      </w:r>
+      <w:r>
+        <w:t xml:space="preserve"> </w:t>
+      </w:r>
+      <w:r>
+        <w:t xml:space="preserve">the combo was itself directly approved via its own submission (the normal sidebar Approve button still works on a combo's own email exactly as before — this is additive, not a replacement). Like every other cell here, this is only computed when the cell is first written; a Combo Master mapping added after a combo's row/a rider's column already exists won't retroactively convert it.</w:t>
+      </w:r>
+    </w:p>
+    <w:bookmarkEnd w:id="18"/>
+    <w:bookmarkStart w:id="19" w:name="rider-score-sheets"/>
     <w:p>
       <w:pPr>
         <w:pStyle w:val="Heading3"/>
@@ -2282,8 +2705,8 @@
         <w:t xml:space="preserve">a rider's sheet was created, won't have the format applied automatically — reformat those columns by hand (select the column → Format → Number → Date time) if needed.</w:t>
       </w:r>
     </w:p>
-    <w:bookmarkEnd w:id="18"/>
-    <w:bookmarkStart w:id="19" w:name="leader-board"/>
+    <w:bookmarkEnd w:id="19"/>
+    <w:bookmarkStart w:id="20" w:name="leader-board"/>
     <w:p>
       <w:pPr>
         <w:pStyle w:val="Heading3"/>
@@ -2661,9 +3084,9 @@
         </w:pict>
       </w:r>
     </w:p>
-    <w:bookmarkEnd w:id="19"/>
     <w:bookmarkEnd w:id="20"/>
-    <w:bookmarkStart w:id="21" w:name="gmail-labels"/>
+    <w:bookmarkEnd w:id="21"/>
+    <w:bookmarkStart w:id="22" w:name="gmail-labels"/>
     <w:p>
       <w:pPr>
         <w:pStyle w:val="Heading2"/>
@@ -2992,8 +3415,8 @@
         </w:pict>
       </w:r>
     </w:p>
-    <w:bookmarkEnd w:id="21"/>
-    <w:bookmarkStart w:id="27" w:name="installation"/>
+    <w:bookmarkEnd w:id="22"/>
+    <w:bookmarkStart w:id="28" w:name="installation"/>
     <w:p>
       <w:pPr>
         <w:pStyle w:val="Heading2"/>
@@ -3002,7 +3425,7 @@
         <w:t xml:space="preserve">Installation</w:t>
       </w:r>
     </w:p>
-    <w:bookmarkStart w:id="22" w:name="X9364852ef85e47a432f3c7b5b8a37e917ff7e90"/>
+    <w:bookmarkStart w:id="23" w:name="X9364852ef85e47a432f3c7b5b8a37e917ff7e90"/>
     <w:p>
       <w:pPr>
         <w:pStyle w:val="Heading3"/>
@@ -3116,8 +3539,8 @@
         <w:t xml:space="preserve">value when it runs, so you can leave that blank.</w:t>
       </w:r>
     </w:p>
-    <w:bookmarkEnd w:id="22"/>
-    <w:bookmarkStart w:id="23" w:name="X58cf1a4512d8c75bd398c60f74def16edad80fb"/>
+    <w:bookmarkEnd w:id="23"/>
+    <w:bookmarkStart w:id="24" w:name="X58cf1a4512d8c75bd398c60f74def16edad80fb"/>
     <w:p>
       <w:pPr>
         <w:pStyle w:val="Heading3"/>
@@ -3364,8 +3787,8 @@
         <w:t xml:space="preserve">Save all files</w:t>
       </w:r>
     </w:p>
-    <w:bookmarkEnd w:id="23"/>
-    <w:bookmarkStart w:id="24" w:name="Xed17fa7b59b4ca8f1d8ede72e89c28f10e82184"/>
+    <w:bookmarkEnd w:id="24"/>
+    <w:bookmarkStart w:id="25" w:name="Xed17fa7b59b4ca8f1d8ede72e89c28f10e82184"/>
     <w:p>
       <w:pPr>
         <w:pStyle w:val="Heading3"/>
@@ -3650,8 +4073,8 @@
         <w:t xml:space="preserve">Set the time-driven trigger</w:t>
       </w:r>
     </w:p>
-    <w:bookmarkEnd w:id="24"/>
-    <w:bookmarkStart w:id="25" w:name="X045f542499380e76ccd7cbd4cb205f0dcb9c525"/>
+    <w:bookmarkEnd w:id="25"/>
+    <w:bookmarkStart w:id="26" w:name="X045f542499380e76ccd7cbd4cb205f0dcb9c525"/>
     <w:p>
       <w:pPr>
         <w:pStyle w:val="Heading3"/>
@@ -3732,8 +4155,8 @@
         <w:t xml:space="preserve">panel will appear on the right when you open any submission email</w:t>
       </w:r>
     </w:p>
-    <w:bookmarkEnd w:id="25"/>
-    <w:bookmarkStart w:id="26" w:name="X9a140ee32ecf5ff80de905e2446b46f7b5f2ecb"/>
+    <w:bookmarkEnd w:id="26"/>
+    <w:bookmarkStart w:id="27" w:name="X9a140ee32ecf5ff80de905e2446b46f7b5f2ecb"/>
     <w:p>
       <w:pPr>
         <w:pStyle w:val="Heading3"/>
@@ -3878,9 +4301,9 @@
         </w:pict>
       </w:r>
     </w:p>
-    <w:bookmarkEnd w:id="26"/>
     <w:bookmarkEnd w:id="27"/>
-    <w:bookmarkStart w:id="30" w:name="gmail-sidebar"/>
+    <w:bookmarkEnd w:id="28"/>
+    <w:bookmarkStart w:id="31" w:name="gmail-sidebar"/>
     <w:p>
       <w:pPr>
         <w:pStyle w:val="Heading2"/>
@@ -3897,7 +4320,7 @@
         <w:t xml:space="preserve">The Rally Scoring sidebar opens automatically when you view any submission email. It shows every message in the thread individually, so scorers can act on specific attempts.</w:t>
       </w:r>
     </w:p>
-    <w:bookmarkStart w:id="28" w:name="per-message-controls"/>
+    <w:bookmarkStart w:id="29" w:name="per-message-controls"/>
     <w:p>
       <w:pPr>
         <w:pStyle w:val="Heading3"/>
@@ -3976,8 +4399,8 @@
         <w:t xml:space="preserve">rally/denied</w:t>
       </w:r>
     </w:p>
-    <w:bookmarkEnd w:id="28"/>
-    <w:bookmarkStart w:id="29" w:name="revert-controls"/>
+    <w:bookmarkEnd w:id="29"/>
+    <w:bookmarkStart w:id="30" w:name="revert-controls"/>
     <w:p>
       <w:pPr>
         <w:pStyle w:val="Heading3"/>
@@ -4071,9 +4494,9 @@
         </w:pict>
       </w:r>
     </w:p>
-    <w:bookmarkEnd w:id="29"/>
     <w:bookmarkEnd w:id="30"/>
-    <w:bookmarkStart w:id="31" w:name="submission-format"/>
+    <w:bookmarkEnd w:id="31"/>
+    <w:bookmarkStart w:id="32" w:name="submission-format"/>
     <w:p>
       <w:pPr>
         <w:pStyle w:val="Heading2"/>
@@ -4238,8 +4661,8 @@
         </w:pict>
       </w:r>
     </w:p>
-    <w:bookmarkEnd w:id="31"/>
-    <w:bookmarkStart w:id="32" w:name="combination-bonuses"/>
+    <w:bookmarkEnd w:id="32"/>
+    <w:bookmarkStart w:id="33" w:name="combination-bonuses"/>
     <w:p>
       <w:pPr>
         <w:pStyle w:val="Heading2"/>
@@ -4269,7 +4692,7 @@
         <w:t xml:space="preserve"> </w:t>
       </w:r>
       <w:r>
-        <w:t xml:space="preserve">(or "combo") bundles several regular bonuses under one code — for example, a bonus that only counts once a rider has also claimed a specific set of other bonuses. There's nothing special about it as far as this script is concerned: add its code to</w:t>
+        <w:t xml:space="preserve">(or "combo") bundles several regular bonuses under one code — for example, a bonus that only counts once a rider has also claimed a specific set of other bonuses. Add its code to</w:t>
       </w:r>
       <w:r>
         <w:t xml:space="preserve"> </w:t>
@@ -4342,13 +4765,13 @@
           <w:b/>
           <w:bCs/>
         </w:rPr>
-        <w:t xml:space="preserve">The script does not know a combo is a combo, does not track which bonuses it depends on, and does not check whether those have been scored.</w:t>
-      </w:r>
-      <w:r>
-        <w:t xml:space="preserve"> </w:t>
-      </w:r>
-      <w:r>
-        <w:t xml:space="preserve">It's up to the scorer to verify a combo's requirements are actually met — by checking the rider's sheet or however you track it — before clicking Approve in the sidebar. There is no automated gate; the sidebar shows the same Approve/Deny buttons it would for any bonus.</w:t>
+        <w:t xml:space="preserve">The sidebar has no idea a combo is a combo.</w:t>
+      </w:r>
+      <w:r>
+        <w:t xml:space="preserve"> </w:t>
+      </w:r>
+      <w:r>
+        <w:t xml:space="preserve">Submitting, approving, and denying a combo's own email goes through the exact same mechanism as any bonus — the sidebar shows the same Approve/Deny buttons it would for anything else, with no gate and no reminder about dependencies. A scorer can always approve a combo's own submission directly, on its own merits, exactly as before.</w:t>
       </w:r>
     </w:p>
     <w:p>
@@ -4356,7 +4779,54 @@
         <w:pStyle w:val="BodyText"/>
       </w:pPr>
       <w:r>
-        <w:t xml:space="preserve">What the combo (and its components) are actually worth in points, and totalling that up, happens entirely in your own scoring spreadsheet (Master Scoring/Leader Board) — this script only tracks submit/approve/deny state, for combos exactly as it does for regular bonuses.</w:t>
+        <w:rPr>
+          <w:b/>
+          <w:bCs/>
+        </w:rPr>
+        <w:t xml:space="preserve">Master Scoring can auto-approve a combo for you, though</w:t>
+      </w:r>
+      <w:r>
+        <w:t xml:space="preserve">, if you set up the optional</w:t>
+      </w:r>
+      <w:r>
+        <w:t xml:space="preserve"> </w:t>
+      </w:r>
+      <w:hyperlink w:anchor="combo-master">
+        <w:r>
+          <w:rPr>
+            <w:rStyle w:val="Hyperlink"/>
+          </w:rPr>
+          <w:t xml:space="preserve">Combo Master</w:t>
+        </w:r>
+      </w:hyperlink>
+      <w:r>
+        <w:t xml:space="preserve"> </w:t>
+      </w:r>
+      <w:r>
+        <w:t xml:space="preserve">sheet listing which bonuses a combo depends on — once every one of those is approved for a rider, that rider's cell for the combo in Master Scoring reads</w:t>
+      </w:r>
+      <w:r>
+        <w:t xml:space="preserve"> </w:t>
+      </w:r>
+      <w:r>
+        <w:rPr>
+          <w:rStyle w:val="VerbatimChar"/>
+        </w:rPr>
+        <w:t xml:space="preserve">"X"</w:t>
+      </w:r>
+      <w:r>
+        <w:t xml:space="preserve"> </w:t>
+      </w:r>
+      <w:r>
+        <w:t xml:space="preserve">automatically, counting the combo's points toward their Score with no action needed on the combo's own submission. This lives entirely in Master Scoring's generated formulas — it doesn't move any Gmail label, write any timestamp, or touch the rider sheet's own Approved column, and a scorer directly approving the combo's own email still works too (either path is enough on its own).</w:t>
+      </w:r>
+    </w:p>
+    <w:p>
+      <w:pPr>
+        <w:pStyle w:val="BodyText"/>
+      </w:pPr>
+      <w:r>
+        <w:t xml:space="preserve">Without Combo Master, a combo behaves exactly as before: this script only tracks submit/approve/deny state for it, same as any regular bonus, and it's up to the scorer to verify a combo's requirements are met before approving it directly.</w:t>
       </w:r>
     </w:p>
     <w:p>
@@ -4366,8 +4836,8 @@
         </w:pict>
       </w:r>
     </w:p>
-    <w:bookmarkEnd w:id="32"/>
-    <w:bookmarkStart w:id="33" w:name="config-sheet-reference"/>
+    <w:bookmarkEnd w:id="33"/>
+    <w:bookmarkStart w:id="34" w:name="config-sheet-reference"/>
     <w:p>
       <w:pPr>
         <w:pStyle w:val="Heading2"/>
@@ -4646,6 +5116,64 @@
               <w:rPr>
                 <w:rStyle w:val="VerbatimChar"/>
               </w:rPr>
+              <w:t xml:space="preserve">sheet_combo_master</w:t>
+            </w:r>
+          </w:p>
+        </w:tc>
+        <w:tc>
+          <w:tcPr/>
+          <w:p>
+            <w:pPr>
+              <w:pStyle w:val="Compact"/>
+            </w:pPr>
+            <w:r>
+              <w:rPr>
+                <w:rStyle w:val="VerbatimChar"/>
+              </w:rPr>
+              <w:t xml:space="preserve">Combo Master</w:t>
+            </w:r>
+          </w:p>
+        </w:tc>
+        <w:tc>
+          <w:tcPr/>
+          <w:p>
+            <w:pPr>
+              <w:pStyle w:val="Compact"/>
+            </w:pPr>
+            <w:r>
+              <w:t xml:space="preserve">Tab name for</w:t>
+            </w:r>
+            <w:r>
+              <w:t xml:space="preserve"> </w:t>
+            </w:r>
+            <w:hyperlink w:anchor="combo-master">
+              <w:r>
+                <w:rPr>
+                  <w:rStyle w:val="Hyperlink"/>
+                </w:rPr>
+                <w:t xml:space="preserve">Combo Master</w:t>
+              </w:r>
+            </w:hyperlink>
+            <w:r>
+              <w:t xml:space="preserve"> </w:t>
+            </w:r>
+            <w:r>
+              <w:t xml:space="preserve">- optional</w:t>
+            </w:r>
+          </w:p>
+        </w:tc>
+      </w:tr>
+      <w:tr>
+        <w:tc>
+          <w:tcPr/>
+          <w:p>
+            <w:pPr>
+              <w:pStyle w:val="Compact"/>
+            </w:pPr>
+            <w:r>
+              <w:rPr>
+                <w:rStyle w:val="VerbatimChar"/>
+              </w:rPr>
               <w:t xml:space="preserve">sheet_master_scoring</w:t>
             </w:r>
           </w:p>
@@ -5561,8 +6089,8 @@
         </w:pict>
       </w:r>
     </w:p>
-    <w:bookmarkEnd w:id="33"/>
-    <w:bookmarkStart w:id="34" w:name="changing-settings-after-setup"/>
+    <w:bookmarkEnd w:id="34"/>
+    <w:bookmarkStart w:id="35" w:name="changing-settings-after-setup"/>
     <w:p>
       <w:pPr>
         <w:pStyle w:val="Heading2"/>
@@ -5637,8 +6165,8 @@
         </w:pict>
       </w:r>
     </w:p>
-    <w:bookmarkEnd w:id="34"/>
-    <w:bookmarkStart w:id="39" w:name="removing-and-reinstalling-the-add-on"/>
+    <w:bookmarkEnd w:id="35"/>
+    <w:bookmarkStart w:id="40" w:name="removing-and-reinstalling-the-add-on"/>
     <w:p>
       <w:pPr>
         <w:pStyle w:val="Heading2"/>
@@ -5655,7 +6183,7 @@
         <w:t xml:space="preserve">If you need to reset permissions, remove an old version, or force a fresh auth dialog:</w:t>
       </w:r>
     </w:p>
-    <w:bookmarkStart w:id="36" w:name="remove-app-permissions"/>
+    <w:bookmarkStart w:id="37" w:name="remove-app-permissions"/>
     <w:p>
       <w:pPr>
         <w:pStyle w:val="Heading3"/>
@@ -5678,7 +6206,7 @@
       <w:r>
         <w:t xml:space="preserve"> </w:t>
       </w:r>
-      <w:hyperlink r:id="rId35">
+      <w:hyperlink r:id="rId36">
         <w:r>
           <w:rPr>
             <w:rStyle w:val="Hyperlink"/>
@@ -5746,8 +6274,8 @@
         <w:t xml:space="preserve">or install the add-on, Google will show a fresh authorisation dialog.</w:t>
       </w:r>
     </w:p>
-    <w:bookmarkEnd w:id="36"/>
-    <w:bookmarkStart w:id="37" w:name="remove-the-gmail-sidebar-add-on"/>
+    <w:bookmarkEnd w:id="37"/>
+    <w:bookmarkStart w:id="38" w:name="remove-the-gmail-sidebar-add-on"/>
     <w:p>
       <w:pPr>
         <w:pStyle w:val="Heading3"/>
@@ -5882,8 +6410,8 @@
         <w:t xml:space="preserve">Delete any active test or production deployments</w:t>
       </w:r>
     </w:p>
-    <w:bookmarkEnd w:id="37"/>
-    <w:bookmarkStart w:id="38" w:name="reinstall-after-removing"/>
+    <w:bookmarkEnd w:id="38"/>
+    <w:bookmarkStart w:id="39" w:name="reinstall-after-removing"/>
     <w:p>
       <w:pPr>
         <w:pStyle w:val="Heading3"/>
@@ -5939,9 +6467,9 @@
         </w:pict>
       </w:r>
     </w:p>
-    <w:bookmarkEnd w:id="38"/>
     <w:bookmarkEnd w:id="39"/>
-    <w:bookmarkStart w:id="41" w:name="utility-scripts"/>
+    <w:bookmarkEnd w:id="40"/>
+    <w:bookmarkStart w:id="42" w:name="utility-scripts"/>
     <w:p>
       <w:pPr>
         <w:pStyle w:val="Heading2"/>
@@ -6020,7 +6548,7 @@
         <w:t xml:space="preserve">so its functions are selectable from the Apps Script editor's function dropdown.</w:t>
       </w:r>
     </w:p>
-    <w:bookmarkStart w:id="40" w:name="delete-all-rider-sheets"/>
+    <w:bookmarkStart w:id="41" w:name="delete-all-rider-sheets"/>
     <w:p>
       <w:pPr>
         <w:pStyle w:val="Heading3"/>
@@ -6105,6 +6633,18 @@
           <w:rStyle w:val="VerbatimChar"/>
         </w:rPr>
         <w:t xml:space="preserve">Bonus Master</w:t>
+      </w:r>
+      <w:r>
+        <w:t xml:space="preserve">,</w:t>
+      </w:r>
+      <w:r>
+        <w:t xml:space="preserve"> </w:t>
+      </w:r>
+      <w:r>
+        <w:rPr>
+          <w:rStyle w:val="VerbatimChar"/>
+        </w:rPr>
+        <w:t xml:space="preserve">Combo Master</w:t>
       </w:r>
       <w:r>
         <w:t xml:space="preserve">) —</w:t>
@@ -6371,9 +6911,9 @@
         </w:pict>
       </w:r>
     </w:p>
-    <w:bookmarkEnd w:id="40"/>
     <w:bookmarkEnd w:id="41"/>
-    <w:bookmarkStart w:id="43" w:name="troubleshooting"/>
+    <w:bookmarkEnd w:id="42"/>
+    <w:bookmarkStart w:id="44" w:name="troubleshooting"/>
     <w:p>
       <w:pPr>
         <w:pStyle w:val="Heading2"/>
@@ -6973,7 +7513,7 @@
             <w:r>
               <w:t xml:space="preserve"> </w:t>
             </w:r>
-            <w:hyperlink r:id="rId35">
+            <w:hyperlink r:id="rId36">
               <w:r>
                 <w:rPr>
                   <w:rStyle w:val="Hyperlink"/>
@@ -7051,7 +7591,7 @@
         </w:tc>
       </w:tr>
     </w:tbl>
-    <w:bookmarkStart w:id="42" w:name="viewing-logs"/>
+    <w:bookmarkStart w:id="43" w:name="viewing-logs"/>
     <w:p>
       <w:pPr>
         <w:pStyle w:val="Heading3"/>
@@ -7091,9 +7631,9 @@
         </w:pict>
       </w:r>
     </w:p>
-    <w:bookmarkEnd w:id="42"/>
     <w:bookmarkEnd w:id="43"/>
-    <w:bookmarkStart w:id="44" w:name="oauth-scopes"/>
+    <w:bookmarkEnd w:id="44"/>
+    <w:bookmarkStart w:id="45" w:name="oauth-scopes"/>
     <w:p>
       <w:pPr>
         <w:pStyle w:val="Heading2"/>
@@ -7388,8 +7928,8 @@
         </w:pict>
       </w:r>
     </w:p>
-    <w:bookmarkEnd w:id="44"/>
-    <w:bookmarkStart w:id="46" w:name="license"/>
+    <w:bookmarkEnd w:id="45"/>
+    <w:bookmarkStart w:id="47" w:name="license"/>
     <w:p>
       <w:pPr>
         <w:pStyle w:val="Heading2"/>
@@ -7408,7 +7948,7 @@
       <w:r>
         <w:t xml:space="preserve"> </w:t>
       </w:r>
-      <w:hyperlink r:id="rId45">
+      <w:hyperlink r:id="rId46">
         <w:r>
           <w:rPr>
             <w:rStyle w:val="Hyperlink"/>
@@ -7420,8 +7960,8 @@
         <w:t xml:space="preserve">.</w:t>
       </w:r>
     </w:p>
-    <w:bookmarkEnd w:id="46"/>
     <w:bookmarkEnd w:id="47"/>
+    <w:bookmarkEnd w:id="48"/>
     <w:sectPr>
       <w:footnotePr>
         <w:numRestart w:val="eachSect"/>
